--- a/module-1/eckert-assignment1_2.docx
+++ b/module-1/eckert-assignment1_2.docx
@@ -55,10 +55,8 @@
           <w:sz w:val="28"/>
           <w:szCs w:val="28"/>
         </w:rPr>
-        <w:t>Assignment 1.2</w:t>
-      </w:r>
-      <w:bookmarkStart w:id="0" w:name="_GoBack"/>
-      <w:bookmarkEnd w:id="0"/>
+        <w:t>Assignment 1.2: CSD 402</w:t>
+      </w:r>
       <w:r>
         <w:rPr>
           <w:rFonts w:ascii="Times New Roman" w:hAnsi="Times New Roman" w:cs="Times New Roman"/>
@@ -67,7 +65,7 @@
           <w:sz w:val="28"/>
           <w:szCs w:val="28"/>
         </w:rPr>
-        <w:t>: CSD 402</w:t>
+        <w:t xml:space="preserve"> -</w:t>
       </w:r>
       <w:r>
         <w:rPr>
@@ -77,8 +75,9 @@
           <w:sz w:val="28"/>
           <w:szCs w:val="28"/>
         </w:rPr>
-        <w:t xml:space="preserve"> -</w:t>
-      </w:r>
+        <w:t xml:space="preserve"> </w:t>
+      </w:r>
+      <w:proofErr w:type="spellStart"/>
       <w:r>
         <w:rPr>
           <w:rFonts w:ascii="Times New Roman" w:hAnsi="Times New Roman" w:cs="Times New Roman"/>
@@ -87,9 +86,9 @@
           <w:sz w:val="28"/>
           <w:szCs w:val="28"/>
         </w:rPr>
-        <w:t xml:space="preserve"> </w:t>
-      </w:r>
-      <w:proofErr w:type="spellStart"/>
+        <w:t>GitHub</w:t>
+      </w:r>
+      <w:proofErr w:type="spellEnd"/>
       <w:r>
         <w:rPr>
           <w:rFonts w:ascii="Times New Roman" w:hAnsi="Times New Roman" w:cs="Times New Roman"/>
@@ -98,17 +97,6 @@
           <w:sz w:val="28"/>
           <w:szCs w:val="28"/>
         </w:rPr>
-        <w:t>GitHub</w:t>
-      </w:r>
-      <w:proofErr w:type="spellEnd"/>
-      <w:r>
-        <w:rPr>
-          <w:rFonts w:ascii="Times New Roman" w:hAnsi="Times New Roman" w:cs="Times New Roman"/>
-          <w:b/>
-          <w:bCs/>
-          <w:sz w:val="28"/>
-          <w:szCs w:val="28"/>
-        </w:rPr>
         <w:t xml:space="preserve"> Repository Setup</w:t>
       </w:r>
     </w:p>
@@ -219,10 +207,10 @@
       </w:pPr>
       <w:smartTag w:uri="urn:schemas-microsoft-com:office:smarttags" w:element="date">
         <w:smartTagPr>
+          <w:attr w:name="ls" w:val="trans"/>
+          <w:attr w:name="Month" w:val="6"/>
+          <w:attr w:name="Day" w:val="6"/>
           <w:attr w:name="Year" w:val="2026"/>
-          <w:attr w:name="Day" w:val="6"/>
-          <w:attr w:name="Month" w:val="6"/>
-          <w:attr w:name="ls" w:val="trans"/>
         </w:smartTagPr>
         <w:r>
           <w:rPr>
@@ -355,47 +343,7 @@
           <w:szCs w:val="28"/>
         </w:rPr>
         <w:lastRenderedPageBreak/>
-        <w:t>A</w:t>
-      </w:r>
-      <w:r>
-        <w:rPr>
-          <w:rFonts w:ascii="Times New Roman" w:hAnsi="Times New Roman" w:cs="Times New Roman"/>
-          <w:b/>
-          <w:bCs/>
-          <w:sz w:val="28"/>
-          <w:szCs w:val="28"/>
-        </w:rPr>
-        <w:t>ssignment 1.2</w:t>
-      </w:r>
-      <w:r>
-        <w:rPr>
-          <w:rFonts w:ascii="Times New Roman" w:hAnsi="Times New Roman" w:cs="Times New Roman"/>
-          <w:b/>
-          <w:bCs/>
-          <w:sz w:val="28"/>
-          <w:szCs w:val="28"/>
-        </w:rPr>
-        <w:t xml:space="preserve">: </w:t>
-      </w:r>
-      <w:r>
-        <w:rPr>
-          <w:rFonts w:ascii="Times New Roman" w:hAnsi="Times New Roman" w:cs="Times New Roman"/>
-          <w:b/>
-          <w:bCs/>
-          <w:sz w:val="28"/>
-          <w:szCs w:val="28"/>
-        </w:rPr>
-        <w:t>CSD 402</w:t>
-      </w:r>
-      <w:r>
-        <w:rPr>
-          <w:rFonts w:ascii="Times New Roman" w:hAnsi="Times New Roman" w:cs="Times New Roman"/>
-          <w:b/>
-          <w:bCs/>
-          <w:sz w:val="28"/>
-          <w:szCs w:val="28"/>
-        </w:rPr>
-        <w:t xml:space="preserve"> -</w:t>
+        <w:t>Assignment 1.2: CSD 402 -</w:t>
       </w:r>
       <w:r>
         <w:rPr>
@@ -580,10 +528,10 @@
           <w:szCs w:val="24"/>
         </w:rPr>
         <w:drawing>
-          <wp:inline distT="0" distB="0" distL="0" distR="0" wp14:anchorId="02DB261F" wp14:editId="67567109">
-            <wp:extent cx="5943600" cy="2481580"/>
-            <wp:effectExtent l="0" t="0" r="0" b="0"/>
-            <wp:docPr id="1" name="Picture 1"/>
+          <wp:inline distT="0" distB="0" distL="0" distR="0" wp14:anchorId="37C919FD" wp14:editId="11DB2A52">
+            <wp:extent cx="5943600" cy="2398395"/>
+            <wp:effectExtent l="0" t="0" r="0" b="1905"/>
+            <wp:docPr id="2" name="Picture 2"/>
             <wp:cNvGraphicFramePr>
               <a:graphicFrameLocks xmlns:a="http://schemas.openxmlformats.org/drawingml/2006/main" noChangeAspect="1"/>
             </wp:cNvGraphicFramePr>
@@ -603,7 +551,7 @@
                   <pic:spPr>
                     <a:xfrm>
                       <a:off x="0" y="0"/>
-                      <a:ext cx="5943600" cy="2481580"/>
+                      <a:ext cx="5943600" cy="2398395"/>
                     </a:xfrm>
                     <a:prstGeom prst="rect">
                       <a:avLst/>
@@ -658,10 +606,10 @@
           <w:noProof/>
         </w:rPr>
         <w:drawing>
-          <wp:inline distT="0" distB="0" distL="0" distR="0" wp14:anchorId="3813A3D9" wp14:editId="3084BBCB">
-            <wp:extent cx="5943600" cy="1762125"/>
-            <wp:effectExtent l="0" t="0" r="0" b="9525"/>
-            <wp:docPr id="4" name="Picture 4"/>
+          <wp:inline distT="0" distB="0" distL="0" distR="0" wp14:anchorId="7095BD42" wp14:editId="56460187">
+            <wp:extent cx="5943600" cy="1010920"/>
+            <wp:effectExtent l="0" t="0" r="0" b="0"/>
+            <wp:docPr id="1" name="Picture 1"/>
             <wp:cNvGraphicFramePr>
               <a:graphicFrameLocks xmlns:a="http://schemas.openxmlformats.org/drawingml/2006/main" noChangeAspect="1"/>
             </wp:cNvGraphicFramePr>
@@ -681,7 +629,7 @@
                   <pic:spPr>
                     <a:xfrm>
                       <a:off x="0" y="0"/>
-                      <a:ext cx="5943600" cy="1762125"/>
+                      <a:ext cx="5943600" cy="1010920"/>
                     </a:xfrm>
                     <a:prstGeom prst="rect">
                       <a:avLst/>
@@ -693,6 +641,8 @@
           </wp:inline>
         </w:drawing>
       </w:r>
+      <w:bookmarkStart w:id="0" w:name="_GoBack"/>
+      <w:bookmarkEnd w:id="0"/>
       <w:r>
         <w:rPr>
           <w:noProof/>
@@ -812,7 +762,7 @@
         <w:sz w:val="24"/>
         <w:szCs w:val="24"/>
       </w:rPr>
-      <w:t>1</w:t>
+      <w:t>2</w:t>
     </w:r>
     <w:r>
       <w:rPr>
